--- a/portfolio-cosmetic-clinic-demo/06-copy-document/all-texts.docx
+++ b/portfolio-cosmetic-clinic-demo/06-copy-document/all-texts.docx
@@ -442,7 +442,27 @@
           <w:szCs w:val="22"/>
           <w:rtl/>
         </w:rPr>
-        <w:t xml:space="preserve">אזור מגורים: באר שבע ויישובי הסביבה. טווח גילאים: נשים בגילאי 25–55 בקירוב. תחומי עניין: טיפוח עור, בריאות העור, טרנדים קוסמטיים אחראיים. אורח חיים: עובדות ואימהות עסוקות, מחפשות פתרון קרוב לבית.</w:t>
+        <w:t xml:space="preserve">אזור מגורים: באר שבע ויישובי הסביבה. טווח גילאים: נשים בגילאי </w:t>
+      </w:r>
+      <w:r>
+        <w:rPr>
+          <w:rFonts w:ascii="Arial" w:cs="Arial" w:eastAsia="Arial" w:hAnsi="Arial"/>
+          <w:color w:val="3B332F"/>
+          <w:sz w:val="22"/>
+          <w:szCs w:val="22"/>
+          <w:rtl w:val="false"/>
+        </w:rPr>
+        <w:t xml:space="preserve">25–55</w:t>
+      </w:r>
+      <w:r>
+        <w:rPr>
+          <w:rFonts w:ascii="Arial" w:cs="Arial" w:eastAsia="Arial" w:hAnsi="Arial"/>
+          <w:color w:val="3B332F"/>
+          <w:sz w:val="22"/>
+          <w:szCs w:val="22"/>
+          <w:rtl/>
+        </w:rPr>
+        <w:t xml:space="preserve"> בקירוב. תחומי עניין: טיפוח עור, בריאות העור, טרנדים קוסמטיים אחראיים. אורח חיים: עובדות ואימהות עסוקות, מחפשות פתרון קרוב לבית.</w:t>
       </w:r>
     </w:p>
     <w:p>
@@ -613,7 +633,7 @@
           <w:szCs w:val="22"/>
           <w:rtl/>
         </w:rPr>
-        <w:t xml:space="preserve">02 · השירותים שלנו — הסבר נגיש — "מה זה בעצם טיפול ניקוי עמיק?", ההבדל בין טיפול לחות לטיפול הזנה</w:t>
+        <w:t xml:space="preserve">02 · השירותים שלנו — הסבר נגיש — "מה זה בעצם טיפול ניקוי עמוק?", ההבדל בין טיפול לחות לטיפול הזנה</w:t>
       </w:r>
     </w:p>
     <w:p>
@@ -1838,9 +1858,21 @@
           <w:color w:val="6E3A34"/>
           <w:sz w:val="22"/>
           <w:szCs w:val="22"/>
-          <w:rtl/>
-        </w:rPr>
-        <w:t xml:space="preserve">Hook (0–2 שניות)</w:t>
+          <w:rtl w:val="false"/>
+        </w:rPr>
+        <w:t xml:space="preserve">Hook (0–2</w:t>
+      </w:r>
+      <w:r>
+        <w:rPr>
+          <w:rFonts w:ascii="Arial" w:cs="Arial" w:eastAsia="Arial" w:hAnsi="Arial"/>
+          <w:b/>
+          <w:bCs/>
+          <w:color w:val="6E3A34"/>
+          <w:sz w:val="22"/>
+          <w:szCs w:val="22"/>
+          <w:rtl/>
+        </w:rPr>
+        <w:t xml:space="preserve"> שניות)</w:t>
       </w:r>
     </w:p>
     <w:p>
@@ -4270,41 +4302,17 @@
           <w:szCs w:val="22"/>
           <w:rtl/>
         </w:rPr>
-        <w:t xml:space="preserve">LinkedIn: linkedin.com/in/your-profile</w:t>
-      </w:r>
-    </w:p>
-    <w:p>
-      <w:pPr>
-        <w:bidi/>
-        <w:spacing w:after="120"/>
-        <w:jc w:val="right"/>
-      </w:pPr>
-      <w:r>
-        <w:rPr>
-          <w:rFonts w:ascii="Arial" w:cs="Arial" w:eastAsia="Arial" w:hAnsi="Arial"/>
-          <w:color w:val="3B332F"/>
-          <w:sz w:val="22"/>
-          <w:szCs w:val="22"/>
-          <w:rtl/>
-        </w:rPr>
-        <w:t xml:space="preserve">אימייל: your-email@example.com</w:t>
-      </w:r>
-    </w:p>
-    <w:p>
-      <w:pPr>
-        <w:bidi/>
-        <w:spacing w:after="120"/>
-        <w:jc w:val="right"/>
-      </w:pPr>
-      <w:r>
-        <w:rPr>
-          <w:rFonts w:ascii="Arial" w:cs="Arial" w:eastAsia="Arial" w:hAnsi="Arial"/>
-          <w:color w:val="3B332F"/>
-          <w:sz w:val="22"/>
-          <w:szCs w:val="22"/>
-          <w:rtl/>
-        </w:rPr>
-        <w:t xml:space="preserve">אינסטגרם: @your.handle</w:t>
+        <w:t xml:space="preserve">אימייל: </w:t>
+      </w:r>
+      <w:r>
+        <w:rPr>
+          <w:rFonts w:ascii="Arial" w:cs="Arial" w:eastAsia="Arial" w:hAnsi="Arial"/>
+          <w:color w:val="3B332F"/>
+          <w:sz w:val="22"/>
+          <w:szCs w:val="22"/>
+          <w:rtl w:val="false"/>
+        </w:rPr>
+        <w:t xml:space="preserve">maayan180803@gmail.com</w:t>
       </w:r>
     </w:p>
     <w:p>
@@ -4323,7 +4331,7 @@
           <w:szCs w:val="20"/>
           <w:rtl/>
         </w:rPr>
-        <w:t xml:space="preserve">כל הפרטים לעיל (שם הקליניקה, בעלת העסק, טלפון, כתובת, שם משתמש ופרטי קשר) הם פיקטיביים וניתנים להחלפה בקלות.</w:t>
+        <w:t xml:space="preserve">פרטי הקליניקה (השם, בעלת העסק, טלפון, כתובת, שם המשתמש באינסטגרם) הם פיקטיביים וניתנים להחלפה בקלות.</w:t>
       </w:r>
     </w:p>
     <w:sectPr>
